--- a/mon/toan/khbd/lop10/KHBD_TOAN10_Bai3_BPT_BacNhatHaiAn_T10-11_HoaNhap.docx
+++ b/mon/toan/khbd/lop10/KHBD_TOAN10_Bai3_BPT_BacNhatHaiAn_T10-11_HoaNhap.docx
@@ -140,7 +140,7 @@
           <w:color w:val="C00000"/>
           <w:sz w:val="26"/>
         </w:rPr>
-        <w:t>(KHBD hoà nhập dùng chung. Phạm vi áp dụng: Lớp 10……: 01 HS khuyết tật nghe – nói (nặng) · Lớp 10……: 01 HS khuyết tật máu (nặng) · Các lớp khác: dạy theo phần chung, bỏ qua phần điều chỉnh HSKT.)</w:t>
+        <w:t>(KHBD hoà nhập dùng chung. Phạm vi áp dụng: Lớp 10A7: 01 HS khuyết tật nghe – nói (câm điếc, nặng) · Lớp 10A4: 01 HS khuyết tật máu (nặng) · Các lớp khác: dạy theo phần chung, bỏ qua phần điều chỉnh HSKT.)</w:t>
       </w:r>
     </w:p>
     <w:p>

--- a/mon/toan/khbd/lop10/KHBD_TOAN10_Bai3_BPT_BacNhatHaiAn_T10-11_HoaNhap.docx
+++ b/mon/toan/khbd/lop10/KHBD_TOAN10_Bai3_BPT_BacNhatHaiAn_T10-11_HoaNhap.docx
@@ -122,8 +122,8 @@
           <w:b/>
           <w:bCs/>
           <w:color w:val="FF0000"/>
-          <w:sz w:val="28"/>
-          <w:szCs w:val="28"/>
+          <w:sz w:val="24"/>
+          <w:szCs w:val="24"/>
         </w:rPr>
         <w:t>KẾ HOẠCH BÀI DẠY MÔN TOÁN LỚP 10</w:t>
       </w:r>
@@ -135,10 +135,10 @@
       </w:pPr>
       <w:r>
         <w:rPr>
-          <w:rFonts w:ascii="Times New Roman" w:hAnsi="Times New Roman" w:eastAsia="Times New Roman"/>
+          <w:rFonts w:ascii="Times New Roman" w:hAnsi="Times New Roman" w:eastAsia="Times New Roman" w:cs="Times New Roman"/>
           <w:i/>
           <w:color w:val="C00000"/>
-          <w:sz w:val="26"/>
+          <w:sz w:val="24"/>
         </w:rPr>
         <w:t>(KHBD hoà nhập dùng chung. Phạm vi áp dụng: Lớp 10A7: 01 HS khuyết tật nghe – nói (câm điếc, nặng) · Lớp 10A4: 01 HS khuyết tật máu (nặng) · Các lớp khác: dạy theo phần chung, bỏ qua phần điều chỉnh HSKT.)</w:t>
       </w:r>
@@ -872,9 +872,9 @@
       </w:pPr>
       <w:r>
         <w:rPr>
-          <w:rFonts w:ascii="Times New Roman" w:hAnsi="Times New Roman" w:eastAsia="Times New Roman"/>
+          <w:rFonts w:ascii="Times New Roman" w:hAnsi="Times New Roman" w:eastAsia="Times New Roman" w:cs="Times New Roman"/>
           <w:b/>
-          <w:sz w:val="26"/>
+          <w:sz w:val="24"/>
         </w:rPr>
         <w:t>4. Mục tiêu đối với học sinh khuyết tật hoà nhập</w:t>
       </w:r>
@@ -887,24 +887,24 @@
       </w:pPr>
       <w:r>
         <w:rPr>
-          <w:rFonts w:ascii="Times New Roman" w:hAnsi="Times New Roman" w:eastAsia="Times New Roman"/>
-          <w:sz w:val="26"/>
+          <w:rFonts w:ascii="Times New Roman" w:hAnsi="Times New Roman" w:eastAsia="Times New Roman" w:cs="Times New Roman"/>
+          <w:sz w:val="24"/>
         </w:rPr>
         <w:t>-</w:t>
         <w:tab/>
       </w:r>
       <w:r>
         <w:rPr>
-          <w:rFonts w:ascii="Times New Roman" w:hAnsi="Times New Roman" w:eastAsia="Times New Roman"/>
+          <w:rFonts w:ascii="Times New Roman" w:hAnsi="Times New Roman" w:eastAsia="Times New Roman" w:cs="Times New Roman"/>
           <w:b/>
-          <w:sz w:val="26"/>
+          <w:sz w:val="24"/>
         </w:rPr>
         <w:t>Yêu cầu chung:</w:t>
       </w:r>
       <w:r>
         <w:rPr>
-          <w:rFonts w:ascii="Times New Roman" w:hAnsi="Times New Roman" w:eastAsia="Times New Roman"/>
-          <w:sz w:val="26"/>
+          <w:rFonts w:ascii="Times New Roman" w:hAnsi="Times New Roman" w:eastAsia="Times New Roman" w:cs="Times New Roman"/>
+          <w:sz w:val="24"/>
         </w:rPr>
         <w:t xml:space="preserve"> Nhận biết bất phương trình bậc nhất hai ẩn và nghiệm; biểu diễn miền nghiệm trên mặt phẳng toạ độ theo quy trình 3 bước (mức Nhận biết – Thông hiểu).</w:t>
       </w:r>
@@ -917,24 +917,24 @@
       </w:pPr>
       <w:r>
         <w:rPr>
-          <w:rFonts w:ascii="Times New Roman" w:hAnsi="Times New Roman" w:eastAsia="Times New Roman"/>
-          <w:sz w:val="26"/>
+          <w:rFonts w:ascii="Times New Roman" w:hAnsi="Times New Roman" w:eastAsia="Times New Roman" w:cs="Times New Roman"/>
+          <w:sz w:val="24"/>
         </w:rPr>
         <w:t>-</w:t>
         <w:tab/>
       </w:r>
       <w:r>
         <w:rPr>
-          <w:rFonts w:ascii="Times New Roman" w:hAnsi="Times New Roman" w:eastAsia="Times New Roman"/>
+          <w:rFonts w:ascii="Times New Roman" w:hAnsi="Times New Roman" w:eastAsia="Times New Roman" w:cs="Times New Roman"/>
           <w:b/>
-          <w:sz w:val="26"/>
+          <w:sz w:val="24"/>
         </w:rPr>
         <w:t>Khuyết tật nghe – nói (nặng)</w:t>
       </w:r>
       <w:r>
         <w:rPr>
-          <w:rFonts w:ascii="Times New Roman" w:hAnsi="Times New Roman" w:eastAsia="Times New Roman"/>
-          <w:sz w:val="26"/>
+          <w:rFonts w:ascii="Times New Roman" w:hAnsi="Times New Roman" w:eastAsia="Times New Roman" w:cs="Times New Roman"/>
+          <w:sz w:val="24"/>
         </w:rPr>
         <w:t xml:space="preserve"> (điếc câm/khiếm thính, hạn chế ngôn ngữ nói; thị giác nhạy bén, khéo tay, vẽ hình và bấm máy tính tốt, học tốt theo bài giải mẫu; không nghe lời giảng, vốn từ hạn chế, khó đọc bài toán lời văn dài, không trả lời vấn đáp bằng lời): Vẽ đúng miền nghiệm theo Phiếu hướng dẫn 3 bước bằng hình ảnh; nhận biết nghiệm bằng thay số (kí hiệu), không qua lời văn dài.</w:t>
       </w:r>
@@ -947,24 +947,24 @@
       </w:pPr>
       <w:r>
         <w:rPr>
-          <w:rFonts w:ascii="Times New Roman" w:hAnsi="Times New Roman" w:eastAsia="Times New Roman"/>
-          <w:sz w:val="26"/>
+          <w:rFonts w:ascii="Times New Roman" w:hAnsi="Times New Roman" w:eastAsia="Times New Roman" w:cs="Times New Roman"/>
+          <w:sz w:val="24"/>
         </w:rPr>
         <w:t>-</w:t>
         <w:tab/>
       </w:r>
       <w:r>
         <w:rPr>
-          <w:rFonts w:ascii="Times New Roman" w:hAnsi="Times New Roman" w:eastAsia="Times New Roman"/>
+          <w:rFonts w:ascii="Times New Roman" w:hAnsi="Times New Roman" w:eastAsia="Times New Roman" w:cs="Times New Roman"/>
           <w:b/>
-          <w:sz w:val="26"/>
+          <w:sz w:val="24"/>
         </w:rPr>
         <w:t>Khuyết tật máu (nặng)</w:t>
       </w:r>
       <w:r>
         <w:rPr>
-          <w:rFonts w:ascii="Times New Roman" w:hAnsi="Times New Roman" w:eastAsia="Times New Roman"/>
-          <w:sz w:val="26"/>
+          <w:rFonts w:ascii="Times New Roman" w:hAnsi="Times New Roman" w:eastAsia="Times New Roman" w:cs="Times New Roman"/>
+          <w:sz w:val="24"/>
         </w:rPr>
         <w:t xml:space="preserve"> (Thalassemia/Hemophilia; trí tuệ, giác quan bình thường; thiếu máu mạn tính – dễ mệt, choáng; dễ bầm tím, chảy máu, sưng khớp khi va chạm; nghỉ học định kì 2 – 5 ngày/tháng để điều trị): Kiểm tra được một cặp số </w:t>
       </w:r>
@@ -988,8 +988,8 @@
       </m:oMath>
       <w:r>
         <w:rPr>
-          <w:rFonts w:ascii="Times New Roman" w:hAnsi="Times New Roman" w:eastAsia="Times New Roman"/>
-          <w:sz w:val="26"/>
+          <w:rFonts w:ascii="Times New Roman" w:hAnsi="Times New Roman" w:eastAsia="Times New Roman" w:cs="Times New Roman"/>
+          <w:sz w:val="24"/>
         </w:rPr>
         <w:t xml:space="preserve"> có là nghiệm hay không; biểu diễn miền nghiệm trên hệ trục, miền nghiệm in sẵn để giảm kẻ vẽ.</w:t>
       </w:r>
@@ -1002,16 +1002,16 @@
       </w:pPr>
       <w:r>
         <w:rPr>
-          <w:rFonts w:ascii="Times New Roman" w:hAnsi="Times New Roman" w:eastAsia="Times New Roman"/>
-          <w:sz w:val="26"/>
+          <w:rFonts w:ascii="Times New Roman" w:hAnsi="Times New Roman" w:eastAsia="Times New Roman" w:cs="Times New Roman"/>
+          <w:sz w:val="24"/>
         </w:rPr>
         <w:t>-</w:t>
         <w:tab/>
       </w:r>
       <w:r>
         <w:rPr>
-          <w:rFonts w:ascii="Times New Roman" w:hAnsi="Times New Roman" w:eastAsia="Times New Roman"/>
-          <w:sz w:val="26"/>
+          <w:rFonts w:ascii="Times New Roman" w:hAnsi="Times New Roman" w:eastAsia="Times New Roman" w:cs="Times New Roman"/>
+          <w:sz w:val="24"/>
         </w:rPr>
         <w:t>Theo dõi riêng từng em ở Kế hoạch dạy học học sinh khuyết tật (kế hoạch giáo dục cá nhân) năm học 2026 – 2027 trong hồ sơ tổ chuyên môn.</w:t>
       </w:r>
@@ -1888,9 +1888,9 @@
       </w:pPr>
       <w:r>
         <w:rPr>
-          <w:rFonts w:ascii="Times New Roman" w:hAnsi="Times New Roman" w:eastAsia="Times New Roman"/>
+          <w:rFonts w:ascii="Times New Roman" w:hAnsi="Times New Roman" w:eastAsia="Times New Roman" w:cs="Times New Roman"/>
           <w:b/>
-          <w:sz w:val="26"/>
+          <w:sz w:val="24"/>
         </w:rPr>
         <w:t>3. Thiết kế phổ quát (áp dụng cho cả lớp) và thiết bị hỗ trợ HSKT</w:t>
       </w:r>
@@ -1903,16 +1903,16 @@
       </w:pPr>
       <w:r>
         <w:rPr>
-          <w:rFonts w:ascii="Times New Roman" w:hAnsi="Times New Roman" w:eastAsia="Times New Roman"/>
-          <w:sz w:val="26"/>
+          <w:rFonts w:ascii="Times New Roman" w:hAnsi="Times New Roman" w:eastAsia="Times New Roman" w:cs="Times New Roman"/>
+          <w:sz w:val="24"/>
         </w:rPr>
         <w:t>-</w:t>
         <w:tab/>
       </w:r>
       <w:r>
         <w:rPr>
-          <w:rFonts w:ascii="Times New Roman" w:hAnsi="Times New Roman" w:eastAsia="Times New Roman"/>
-          <w:sz w:val="26"/>
+          <w:rFonts w:ascii="Times New Roman" w:hAnsi="Times New Roman" w:eastAsia="Times New Roman" w:cs="Times New Roman"/>
+          <w:sz w:val="24"/>
         </w:rPr>
         <w:t>Mọi định nghĩa, công thức, kết luận, dặn dò bài tập và lịch kiểm tra đều được viết lên bảng hoặc slide (không chỉ nói miệng); GV không quay lưng vào bảng khi giảng; gạch chân từ khoá bằng phấn màu.</w:t>
       </w:r>
@@ -1925,16 +1925,16 @@
       </w:pPr>
       <w:r>
         <w:rPr>
-          <w:rFonts w:ascii="Times New Roman" w:hAnsi="Times New Roman" w:eastAsia="Times New Roman"/>
-          <w:sz w:val="26"/>
+          <w:rFonts w:ascii="Times New Roman" w:hAnsi="Times New Roman" w:eastAsia="Times New Roman" w:cs="Times New Roman"/>
+          <w:sz w:val="24"/>
         </w:rPr>
         <w:t>-</w:t>
         <w:tab/>
       </w:r>
       <w:r>
         <w:rPr>
-          <w:rFonts w:ascii="Times New Roman" w:hAnsi="Times New Roman" w:eastAsia="Times New Roman"/>
-          <w:sz w:val="26"/>
+          <w:rFonts w:ascii="Times New Roman" w:hAnsi="Times New Roman" w:eastAsia="Times New Roman" w:cs="Times New Roman"/>
+          <w:sz w:val="24"/>
         </w:rPr>
         <w:t>Phiếu học tập in sẵn đề, hệ trục toạ độ, hình vẽ có ghi sẵn số đo (HS không phải chép đề, kẻ vẽ); mỗi dạng toán mới có 01 "ví dụ giải mẫu từng bước" kèm mũi tên chỉ dẫn thay số.</w:t>
       </w:r>
@@ -1947,16 +1947,16 @@
       </w:pPr>
       <w:r>
         <w:rPr>
-          <w:rFonts w:ascii="Times New Roman" w:hAnsi="Times New Roman" w:eastAsia="Times New Roman"/>
-          <w:sz w:val="26"/>
+          <w:rFonts w:ascii="Times New Roman" w:hAnsi="Times New Roman" w:eastAsia="Times New Roman" w:cs="Times New Roman"/>
+          <w:sz w:val="24"/>
         </w:rPr>
         <w:t>-</w:t>
         <w:tab/>
       </w:r>
       <w:r>
         <w:rPr>
-          <w:rFonts w:ascii="Times New Roman" w:hAnsi="Times New Roman" w:eastAsia="Times New Roman"/>
-          <w:sz w:val="26"/>
+          <w:rFonts w:ascii="Times New Roman" w:hAnsi="Times New Roman" w:eastAsia="Times New Roman" w:cs="Times New Roman"/>
+          <w:sz w:val="24"/>
         </w:rPr>
         <w:t>Bài toán có lời văn dài được tóm tắt dữ kiện bằng kí hiệu, sơ đồ, hình vẽ trước khi giải – vừa giúp HS hạn chế ngôn ngữ, vừa rèn kĩ năng mô hình hoá cho cả lớp.</w:t>
       </w:r>
@@ -1969,16 +1969,16 @@
       </w:pPr>
       <w:r>
         <w:rPr>
-          <w:rFonts w:ascii="Times New Roman" w:hAnsi="Times New Roman" w:eastAsia="Times New Roman"/>
-          <w:sz w:val="26"/>
+          <w:rFonts w:ascii="Times New Roman" w:hAnsi="Times New Roman" w:eastAsia="Times New Roman" w:cs="Times New Roman"/>
+          <w:sz w:val="24"/>
         </w:rPr>
         <w:t>-</w:t>
         <w:tab/>
       </w:r>
       <w:r>
         <w:rPr>
-          <w:rFonts w:ascii="Times New Roman" w:hAnsi="Times New Roman" w:eastAsia="Times New Roman"/>
-          <w:sz w:val="26"/>
+          <w:rFonts w:ascii="Times New Roman" w:hAnsi="Times New Roman" w:eastAsia="Times New Roman" w:cs="Times New Roman"/>
+          <w:sz w:val="24"/>
         </w:rPr>
         <w:t>Chấp nhận nhiều cách thể hiện kết quả: viết lên bảng, bảng con, vở, phiếu, trình bày tại chỗ; giao tiếp bằng chữ viết hoặc ứng dụng chuyển giọng nói thành chữ (Live Transcribe) khi cần.</w:t>
       </w:r>
@@ -1991,16 +1991,16 @@
       </w:pPr>
       <w:r>
         <w:rPr>
-          <w:rFonts w:ascii="Times New Roman" w:hAnsi="Times New Roman" w:eastAsia="Times New Roman"/>
-          <w:sz w:val="26"/>
+          <w:rFonts w:ascii="Times New Roman" w:hAnsi="Times New Roman" w:eastAsia="Times New Roman" w:cs="Times New Roman"/>
+          <w:sz w:val="24"/>
         </w:rPr>
         <w:t>-</w:t>
         <w:tab/>
       </w:r>
       <w:r>
         <w:rPr>
-          <w:rFonts w:ascii="Times New Roman" w:hAnsi="Times New Roman" w:eastAsia="Times New Roman"/>
-          <w:sz w:val="26"/>
+          <w:rFonts w:ascii="Times New Roman" w:hAnsi="Times New Roman" w:eastAsia="Times New Roman" w:cs="Times New Roman"/>
+          <w:sz w:val="24"/>
         </w:rPr>
         <w:t>Bảng công thức trọng tâm của bài đặt tại bàn; hướng dẫn dùng máy tính cầm tay để giảm tính tay dài dòng.</w:t>
       </w:r>
@@ -2013,16 +2013,16 @@
       </w:pPr>
       <w:r>
         <w:rPr>
-          <w:rFonts w:ascii="Times New Roman" w:hAnsi="Times New Roman" w:eastAsia="Times New Roman"/>
-          <w:sz w:val="26"/>
+          <w:rFonts w:ascii="Times New Roman" w:hAnsi="Times New Roman" w:eastAsia="Times New Roman" w:cs="Times New Roman"/>
+          <w:sz w:val="24"/>
         </w:rPr>
         <w:t>-</w:t>
         <w:tab/>
       </w:r>
       <w:r>
         <w:rPr>
-          <w:rFonts w:ascii="Times New Roman" w:hAnsi="Times New Roman" w:eastAsia="Times New Roman"/>
-          <w:sz w:val="26"/>
+          <w:rFonts w:ascii="Times New Roman" w:hAnsi="Times New Roman" w:eastAsia="Times New Roman" w:cs="Times New Roman"/>
+          <w:sz w:val="24"/>
         </w:rPr>
         <w:t>Sau mỗi 15 – 20 phút chuyển hoạt động ngắn; lớp học thoáng, lối đi rộng; gửi trước phiếu tóm tắt và bài giải mẫu lên nhóm lớp (Zalo) để HS xem lại hoặc học bù.</w:t>
       </w:r>
@@ -2035,24 +2035,24 @@
       </w:pPr>
       <w:r>
         <w:rPr>
-          <w:rFonts w:ascii="Times New Roman" w:hAnsi="Times New Roman" w:eastAsia="Times New Roman"/>
-          <w:sz w:val="26"/>
+          <w:rFonts w:ascii="Times New Roman" w:hAnsi="Times New Roman" w:eastAsia="Times New Roman" w:cs="Times New Roman"/>
+          <w:sz w:val="24"/>
         </w:rPr>
         <w:t>-</w:t>
         <w:tab/>
       </w:r>
       <w:r>
         <w:rPr>
-          <w:rFonts w:ascii="Times New Roman" w:hAnsi="Times New Roman" w:eastAsia="Times New Roman"/>
+          <w:rFonts w:ascii="Times New Roman" w:hAnsi="Times New Roman" w:eastAsia="Times New Roman" w:cs="Times New Roman"/>
           <w:b/>
-          <w:sz w:val="26"/>
+          <w:sz w:val="24"/>
         </w:rPr>
         <w:t>Khuyết tật nghe – nói (nặng):</w:t>
       </w:r>
       <w:r>
         <w:rPr>
-          <w:rFonts w:ascii="Times New Roman" w:hAnsi="Times New Roman" w:eastAsia="Times New Roman"/>
-          <w:sz w:val="26"/>
+          <w:rFonts w:ascii="Times New Roman" w:hAnsi="Times New Roman" w:eastAsia="Times New Roman" w:cs="Times New Roman"/>
+          <w:sz w:val="24"/>
         </w:rPr>
         <w:t xml:space="preserve"> Bàn đầu, nhìn bao quát bảng, màn hình và khuôn mặt GV; bảng con, bút lông; điện thoại cài ứng dụng chuyển giọng nói thành chữ; thẻ màu Đúng (xanh) – Sai (đỏ); bạn cùng bàn viết chữ rõ hỗ trợ trao đổi bằng giấy.</w:t>
       </w:r>
@@ -2065,24 +2065,24 @@
       </w:pPr>
       <w:r>
         <w:rPr>
-          <w:rFonts w:ascii="Times New Roman" w:hAnsi="Times New Roman" w:eastAsia="Times New Roman"/>
-          <w:sz w:val="26"/>
+          <w:rFonts w:ascii="Times New Roman" w:hAnsi="Times New Roman" w:eastAsia="Times New Roman" w:cs="Times New Roman"/>
+          <w:sz w:val="24"/>
         </w:rPr>
         <w:t>-</w:t>
         <w:tab/>
       </w:r>
       <w:r>
         <w:rPr>
-          <w:rFonts w:ascii="Times New Roman" w:hAnsi="Times New Roman" w:eastAsia="Times New Roman"/>
+          <w:rFonts w:ascii="Times New Roman" w:hAnsi="Times New Roman" w:eastAsia="Times New Roman" w:cs="Times New Roman"/>
           <w:b/>
-          <w:sz w:val="26"/>
+          <w:sz w:val="24"/>
         </w:rPr>
         <w:t>Khuyết tật máu (nặng):</w:t>
       </w:r>
       <w:r>
         <w:rPr>
-          <w:rFonts w:ascii="Times New Roman" w:hAnsi="Times New Roman" w:eastAsia="Times New Roman"/>
-          <w:sz w:val="26"/>
+          <w:rFonts w:ascii="Times New Roman" w:hAnsi="Times New Roman" w:eastAsia="Times New Roman" w:cs="Times New Roman"/>
+          <w:sz w:val="24"/>
         </w:rPr>
         <w:t xml:space="preserve"> Bàn đầu hoặc gần cửa, thoáng, lối đi rộng (tránh va quệt cạnh bàn); được mang nước ấm, nghỉ gục tại bàn hoặc xuống phòng Y tế khi mệt; bạn cùng bàn ghi chép giúp khi HS mệt hoặc vắng; GV nắm lịch điều trị định kì.</w:t>
       </w:r>
@@ -3442,18 +3442,18 @@
       </w:pPr>
       <w:r>
         <w:rPr>
-          <w:rFonts w:ascii="Times New Roman" w:hAnsi="Times New Roman" w:eastAsia="Times New Roman"/>
+          <w:rFonts w:ascii="Times New Roman" w:hAnsi="Times New Roman" w:eastAsia="Times New Roman" w:cs="Times New Roman"/>
           <w:b/>
           <w:color w:val="1F3864"/>
-          <w:sz w:val="26"/>
+          <w:sz w:val="24"/>
         </w:rPr>
         <w:t>Điều chỉnh HSKT</w:t>
       </w:r>
       <w:r>
         <w:rPr>
-          <w:rFonts w:ascii="Times New Roman" w:hAnsi="Times New Roman" w:eastAsia="Times New Roman"/>
+          <w:rFonts w:ascii="Times New Roman" w:hAnsi="Times New Roman" w:eastAsia="Times New Roman" w:cs="Times New Roman"/>
           <w:color w:val="1F3864"/>
-          <w:sz w:val="26"/>
+          <w:sz w:val="24"/>
         </w:rPr>
         <w:t xml:space="preserve"> (Ma trận – dòng HĐ1): KT nghe – nói: Tình huống mở đầu viết tóm tắt bằng kí hiệu trên slide; HS trả lời bằng bảng con. · KT máu: Trả lời tại chỗ.</w:t>
       </w:r>
@@ -8122,18 +8122,18 @@
       </w:pPr>
       <w:r>
         <w:rPr>
-          <w:rFonts w:ascii="Times New Roman" w:hAnsi="Times New Roman" w:eastAsia="Times New Roman"/>
+          <w:rFonts w:ascii="Times New Roman" w:hAnsi="Times New Roman" w:eastAsia="Times New Roman" w:cs="Times New Roman"/>
           <w:b/>
           <w:color w:val="1F3864"/>
-          <w:sz w:val="26"/>
+          <w:sz w:val="24"/>
         </w:rPr>
         <w:t>Điều chỉnh HSKT</w:t>
       </w:r>
       <w:r>
         <w:rPr>
-          <w:rFonts w:ascii="Times New Roman" w:hAnsi="Times New Roman" w:eastAsia="Times New Roman"/>
+          <w:rFonts w:ascii="Times New Roman" w:hAnsi="Times New Roman" w:eastAsia="Times New Roman" w:cs="Times New Roman"/>
           <w:color w:val="1F3864"/>
-          <w:sz w:val="26"/>
+          <w:sz w:val="24"/>
         </w:rPr>
         <w:t xml:space="preserve"> (Ma trận – dòng HĐ2): KT nghe – nói: Phát Phiếu hướng dẫn 3 bước vẽ miền nghiệm bằng hình ảnh minh hoạ, có ví dụ giải mẫu; GV viết bảng toàn bộ kết luận. · KT máu: Hệ trục toạ độ in sẵn trên phiếu; HS chỉ xác định bờ và gạch miền, không kẻ trục dài; cho nghỉ ngắn nếu mệt.</w:t>
       </w:r>
@@ -8732,18 +8732,18 @@
       </w:pPr>
       <w:r>
         <w:rPr>
-          <w:rFonts w:ascii="Times New Roman" w:hAnsi="Times New Roman" w:eastAsia="Times New Roman"/>
+          <w:rFonts w:ascii="Times New Roman" w:hAnsi="Times New Roman" w:eastAsia="Times New Roman" w:cs="Times New Roman"/>
           <w:b/>
           <w:color w:val="1F3864"/>
-          <w:sz w:val="26"/>
+          <w:sz w:val="24"/>
         </w:rPr>
         <w:t>Điều chỉnh HSKT</w:t>
       </w:r>
       <w:r>
         <w:rPr>
-          <w:rFonts w:ascii="Times New Roman" w:hAnsi="Times New Roman" w:eastAsia="Times New Roman"/>
+          <w:rFonts w:ascii="Times New Roman" w:hAnsi="Times New Roman" w:eastAsia="Times New Roman" w:cs="Times New Roman"/>
           <w:color w:val="1F3864"/>
-          <w:sz w:val="26"/>
+          <w:sz w:val="24"/>
         </w:rPr>
         <w:t xml:space="preserve"> (Ma trận – dòng HĐ3): KT nghe – nói: Mời HS lên bảng vẽ miền nghiệm (phát huy thế mạnh vẽ hình), tuyên dương; câu hỏi lời văn tóm tắt bằng kí hiệu. · KT máu: Làm Mức 1 – 2 trên phiếu in sẵn; GV chấm tại bàn, không bắt đứng bảng lâu.</w:t>
       </w:r>
@@ -9325,18 +9325,18 @@
       </w:pPr>
       <w:r>
         <w:rPr>
-          <w:rFonts w:ascii="Times New Roman" w:hAnsi="Times New Roman" w:eastAsia="Times New Roman"/>
+          <w:rFonts w:ascii="Times New Roman" w:hAnsi="Times New Roman" w:eastAsia="Times New Roman" w:cs="Times New Roman"/>
           <w:b/>
           <w:color w:val="1F3864"/>
-          <w:sz w:val="26"/>
+          <w:sz w:val="24"/>
         </w:rPr>
         <w:t>Điều chỉnh HSKT</w:t>
       </w:r>
       <w:r>
         <w:rPr>
-          <w:rFonts w:ascii="Times New Roman" w:hAnsi="Times New Roman" w:eastAsia="Times New Roman"/>
+          <w:rFonts w:ascii="Times New Roman" w:hAnsi="Times New Roman" w:eastAsia="Times New Roman" w:cs="Times New Roman"/>
           <w:color w:val="1F3864"/>
-          <w:sz w:val="26"/>
+          <w:sz w:val="24"/>
         </w:rPr>
         <w:t xml:space="preserve"> (Ma trận – dòng HĐ4): KT nghe – nói: Nhiệm vụ về nhà ghi đầy đủ trên bảng và gửi qua Zalo; HS vẽ hình, bảng số liệu cho nhóm. · KT máu: Nhận phần tính toán, xử lí số liệu tại nhà; không đi khảo sát nhiều.</w:t>
       </w:r>
@@ -9601,18 +9601,18 @@
       </w:pPr>
       <w:r>
         <w:rPr>
-          <w:rFonts w:ascii="Times New Roman" w:hAnsi="Times New Roman" w:eastAsia="Times New Roman"/>
+          <w:rFonts w:ascii="Times New Roman" w:hAnsi="Times New Roman" w:eastAsia="Times New Roman" w:cs="Times New Roman"/>
           <w:b/>
           <w:color w:val="1F3864"/>
-          <w:sz w:val="26"/>
+          <w:sz w:val="24"/>
         </w:rPr>
         <w:t>Điều chỉnh HSKT</w:t>
       </w:r>
       <w:r>
         <w:rPr>
-          <w:rFonts w:ascii="Times New Roman" w:hAnsi="Times New Roman" w:eastAsia="Times New Roman"/>
+          <w:rFonts w:ascii="Times New Roman" w:hAnsi="Times New Roman" w:eastAsia="Times New Roman" w:cs="Times New Roman"/>
           <w:color w:val="1F3864"/>
-          <w:sz w:val="26"/>
+          <w:sz w:val="24"/>
         </w:rPr>
         <w:t xml:space="preserve"> (Ma trận – dòng Củng cố): KT nghe – nói: Bài trắc nghiệm online: HS làm bình thường trên điện thoại (đề chữ, không âm thanh); GV viết lên bảng thời gian làm bài. · KT máu: Bài trắc nghiệm online: làm tại chỗ, được làm ở nhà nếu mệt hoặc đang điều trị.</w:t>
       </w:r>
@@ -9700,7 +9700,7 @@
       <w:r>
         <w:rPr>
           <w:i/>
-          <w:sz w:val="20"/>
+          <w:sz w:val="24"/>
         </w:rPr>
         <w:t>Sơ đồ tư duy – BPT bậc nhất hai ẩn (TTT biên soạn theo SGK)</w:t>
       </w:r>
@@ -9830,8 +9830,8 @@
                 <w:b/>
                 <w:bCs/>
                 <w:color w:val="1F9E92"/>
-                <w:sz w:val="28"/>
-                <w:szCs w:val="28"/>
+                <w:sz w:val="24"/>
+                <w:szCs w:val="24"/>
               </w:rPr>
               <w:t>BÀI TRẮC NGHIỆM CỦNG CỐ ONLINE – BÀI 3</w:t>
             </w:r>
@@ -14707,9 +14707,9 @@
       </w:pPr>
       <w:r>
         <w:rPr>
-          <w:rFonts w:ascii="Times New Roman" w:hAnsi="Times New Roman" w:eastAsia="Times New Roman"/>
+          <w:rFonts w:ascii="Times New Roman" w:hAnsi="Times New Roman" w:eastAsia="Times New Roman" w:cs="Times New Roman"/>
           <w:b/>
-          <w:sz w:val="26"/>
+          <w:sz w:val="24"/>
         </w:rPr>
         <w:t>Đánh giá đối với học sinh khuyết tật</w:t>
       </w:r>
@@ -14722,16 +14722,16 @@
       </w:pPr>
       <w:r>
         <w:rPr>
-          <w:rFonts w:ascii="Times New Roman" w:hAnsi="Times New Roman" w:eastAsia="Times New Roman"/>
-          <w:sz w:val="26"/>
+          <w:rFonts w:ascii="Times New Roman" w:hAnsi="Times New Roman" w:eastAsia="Times New Roman" w:cs="Times New Roman"/>
+          <w:sz w:val="24"/>
         </w:rPr>
         <w:t>-</w:t>
         <w:tab/>
       </w:r>
       <w:r>
         <w:rPr>
-          <w:rFonts w:ascii="Times New Roman" w:hAnsi="Times New Roman" w:eastAsia="Times New Roman"/>
-          <w:sz w:val="26"/>
+          <w:rFonts w:ascii="Times New Roman" w:hAnsi="Times New Roman" w:eastAsia="Times New Roman" w:cs="Times New Roman"/>
+          <w:sz w:val="24"/>
         </w:rPr>
         <w:t>Đánh giá theo yêu cầu cần đạt đã điều chỉnh (mục I.4), qua phiếu học tập tại bàn, vấn đáp, phần việc trong nhóm (Thông tư 22/2021/TT-BGDĐT).</w:t>
       </w:r>
@@ -14744,24 +14744,24 @@
       </w:pPr>
       <w:r>
         <w:rPr>
-          <w:rFonts w:ascii="Times New Roman" w:hAnsi="Times New Roman" w:eastAsia="Times New Roman"/>
-          <w:sz w:val="26"/>
+          <w:rFonts w:ascii="Times New Roman" w:hAnsi="Times New Roman" w:eastAsia="Times New Roman" w:cs="Times New Roman"/>
+          <w:sz w:val="24"/>
         </w:rPr>
         <w:t>-</w:t>
         <w:tab/>
       </w:r>
       <w:r>
         <w:rPr>
-          <w:rFonts w:ascii="Times New Roman" w:hAnsi="Times New Roman" w:eastAsia="Times New Roman"/>
+          <w:rFonts w:ascii="Times New Roman" w:hAnsi="Times New Roman" w:eastAsia="Times New Roman" w:cs="Times New Roman"/>
           <w:b/>
-          <w:sz w:val="26"/>
+          <w:sz w:val="24"/>
         </w:rPr>
         <w:t>Khuyết tật nghe – nói (nặng):</w:t>
       </w:r>
       <w:r>
         <w:rPr>
-          <w:rFonts w:ascii="Times New Roman" w:hAnsi="Times New Roman" w:eastAsia="Times New Roman"/>
-          <w:sz w:val="26"/>
+          <w:rFonts w:ascii="Times New Roman" w:hAnsi="Times New Roman" w:eastAsia="Times New Roman" w:cs="Times New Roman"/>
+          <w:sz w:val="24"/>
         </w:rPr>
         <w:t xml:space="preserve"> Miễn hoàn toàn vấn đáp bằng lời; đánh giá qua viết lên bảng (khuyến khích, tuyên dương), vở, phiếu học tập, sản phẩm vẽ, STEM; đề ngắn gọn, tường minh, ưu tiên kí hiệu và hình vẽ; mọi hướng dẫn, đính chính trong giờ kiểm tra được viết lên bảng.</w:t>
       </w:r>
@@ -14774,24 +14774,24 @@
       </w:pPr>
       <w:r>
         <w:rPr>
-          <w:rFonts w:ascii="Times New Roman" w:hAnsi="Times New Roman" w:eastAsia="Times New Roman"/>
-          <w:sz w:val="26"/>
+          <w:rFonts w:ascii="Times New Roman" w:hAnsi="Times New Roman" w:eastAsia="Times New Roman" w:cs="Times New Roman"/>
+          <w:sz w:val="24"/>
         </w:rPr>
         <w:t>-</w:t>
         <w:tab/>
       </w:r>
       <w:r>
         <w:rPr>
-          <w:rFonts w:ascii="Times New Roman" w:hAnsi="Times New Roman" w:eastAsia="Times New Roman"/>
+          <w:rFonts w:ascii="Times New Roman" w:hAnsi="Times New Roman" w:eastAsia="Times New Roman" w:cs="Times New Roman"/>
           <w:b/>
-          <w:sz w:val="26"/>
+          <w:sz w:val="24"/>
         </w:rPr>
         <w:t>Khuyết tật máu (nặng):</w:t>
       </w:r>
       <w:r>
         <w:rPr>
-          <w:rFonts w:ascii="Times New Roman" w:hAnsi="Times New Roman" w:eastAsia="Times New Roman"/>
-          <w:sz w:val="26"/>
+          <w:rFonts w:ascii="Times New Roman" w:hAnsi="Times New Roman" w:eastAsia="Times New Roman" w:cs="Times New Roman"/>
+          <w:sz w:val="24"/>
         </w:rPr>
         <w:t xml:space="preserve"> Đánh giá linh hoạt qua vở, phiếu ngắn, hỏi đáp tại chỗ (không bắt đứng lên bảng lâu khi đau khớp, mệt); đề vừa sức (Nhận biết – Thông hiểu), thêm 15 – 20 phút nếu mệt, được nghỉ uống nước; kiểm tra bù nếu trùng lịch nhập viện.</w:t>
       </w:r>
@@ -18512,9 +18512,9 @@
       </w:pPr>
       <w:r>
         <w:rPr>
-          <w:rFonts w:ascii="Times New Roman" w:hAnsi="Times New Roman" w:eastAsia="Times New Roman"/>
+          <w:rFonts w:ascii="Times New Roman" w:hAnsi="Times New Roman" w:eastAsia="Times New Roman" w:cs="Times New Roman"/>
           <w:b/>
-          <w:sz w:val="26"/>
+          <w:sz w:val="24"/>
         </w:rPr>
         <w:t>PHỤ LỤC: MA TRẬN ĐIỀU CHỈNH DẠY HỌC HOÀ NHẬP</w:t>
       </w:r>
@@ -18526,9 +18526,9 @@
       </w:pPr>
       <w:r>
         <w:rPr>
-          <w:rFonts w:ascii="Times New Roman" w:hAnsi="Times New Roman" w:eastAsia="Times New Roman"/>
+          <w:rFonts w:ascii="Times New Roman" w:hAnsi="Times New Roman" w:eastAsia="Times New Roman" w:cs="Times New Roman"/>
           <w:i/>
-          <w:sz w:val="26"/>
+          <w:sz w:val="24"/>
         </w:rPr>
         <w:t>(Chỉ ghi phần điều chỉnh RIÊNG của từng loại khuyết tật; phần dùng chung đã nằm trong "Thiết kế phổ quát" mục II.3. Khi có HS khuyết tật loại khác, bổ sung một cột.)</w:t>
       </w:r>
@@ -18567,9 +18567,9 @@
             </w:pPr>
             <w:r>
               <w:rPr>
-                <w:rFonts w:ascii="Times New Roman" w:hAnsi="Times New Roman" w:eastAsia="Times New Roman"/>
+                <w:rFonts w:ascii="Times New Roman" w:hAnsi="Times New Roman" w:eastAsia="Times New Roman" w:cs="Times New Roman"/>
                 <w:b/>
-                <w:sz w:val="22"/>
+                <w:sz w:val="24"/>
               </w:rPr>
               <w:t>Hoạt động</w:t>
             </w:r>
@@ -18588,9 +18588,9 @@
             </w:pPr>
             <w:r>
               <w:rPr>
-                <w:rFonts w:ascii="Times New Roman" w:hAnsi="Times New Roman" w:eastAsia="Times New Roman"/>
+                <w:rFonts w:ascii="Times New Roman" w:hAnsi="Times New Roman" w:eastAsia="Times New Roman" w:cs="Times New Roman"/>
                 <w:b/>
-                <w:sz w:val="22"/>
+                <w:sz w:val="24"/>
               </w:rPr>
               <w:t>Khuyết tật nghe – nói (nặng)</w:t>
             </w:r>
@@ -18609,9 +18609,9 @@
             </w:pPr>
             <w:r>
               <w:rPr>
-                <w:rFonts w:ascii="Times New Roman" w:hAnsi="Times New Roman" w:eastAsia="Times New Roman"/>
+                <w:rFonts w:ascii="Times New Roman" w:hAnsi="Times New Roman" w:eastAsia="Times New Roman" w:cs="Times New Roman"/>
                 <w:b/>
-                <w:sz w:val="22"/>
+                <w:sz w:val="24"/>
               </w:rPr>
               <w:t>Khuyết tật máu (nặng)</w:t>
             </w:r>
@@ -18631,8 +18631,8 @@
             </w:pPr>
             <w:r>
               <w:rPr>
-                <w:rFonts w:ascii="Times New Roman" w:hAnsi="Times New Roman" w:eastAsia="Times New Roman"/>
-                <w:sz w:val="22"/>
+                <w:rFonts w:ascii="Times New Roman" w:hAnsi="Times New Roman" w:eastAsia="Times New Roman" w:cs="Times New Roman"/>
+                <w:sz w:val="24"/>
               </w:rPr>
               <w:t>HĐ1</w:t>
             </w:r>
@@ -18650,8 +18650,8 @@
             </w:pPr>
             <w:r>
               <w:rPr>
-                <w:rFonts w:ascii="Times New Roman" w:hAnsi="Times New Roman" w:eastAsia="Times New Roman"/>
-                <w:sz w:val="22"/>
+                <w:rFonts w:ascii="Times New Roman" w:hAnsi="Times New Roman" w:eastAsia="Times New Roman" w:cs="Times New Roman"/>
+                <w:sz w:val="24"/>
               </w:rPr>
               <w:t>Tình huống mở đầu viết tóm tắt bằng kí hiệu trên slide; HS trả lời bằng bảng con.</w:t>
             </w:r>
@@ -18669,8 +18669,8 @@
             </w:pPr>
             <w:r>
               <w:rPr>
-                <w:rFonts w:ascii="Times New Roman" w:hAnsi="Times New Roman" w:eastAsia="Times New Roman"/>
-                <w:sz w:val="22"/>
+                <w:rFonts w:ascii="Times New Roman" w:hAnsi="Times New Roman" w:eastAsia="Times New Roman" w:cs="Times New Roman"/>
+                <w:sz w:val="24"/>
               </w:rPr>
               <w:t>Trả lời tại chỗ.</w:t>
             </w:r>
@@ -18690,8 +18690,8 @@
             </w:pPr>
             <w:r>
               <w:rPr>
-                <w:rFonts w:ascii="Times New Roman" w:hAnsi="Times New Roman" w:eastAsia="Times New Roman"/>
-                <w:sz w:val="22"/>
+                <w:rFonts w:ascii="Times New Roman" w:hAnsi="Times New Roman" w:eastAsia="Times New Roman" w:cs="Times New Roman"/>
+                <w:sz w:val="24"/>
               </w:rPr>
               <w:t>HĐ2</w:t>
             </w:r>
@@ -18709,8 +18709,8 @@
             </w:pPr>
             <w:r>
               <w:rPr>
-                <w:rFonts w:ascii="Times New Roman" w:hAnsi="Times New Roman" w:eastAsia="Times New Roman"/>
-                <w:sz w:val="22"/>
+                <w:rFonts w:ascii="Times New Roman" w:hAnsi="Times New Roman" w:eastAsia="Times New Roman" w:cs="Times New Roman"/>
+                <w:sz w:val="24"/>
               </w:rPr>
               <w:t>Phát Phiếu hướng dẫn 3 bước vẽ miền nghiệm bằng hình ảnh minh hoạ, có ví dụ giải mẫu; GV viết bảng toàn bộ kết luận.</w:t>
             </w:r>
@@ -18728,8 +18728,8 @@
             </w:pPr>
             <w:r>
               <w:rPr>
-                <w:rFonts w:ascii="Times New Roman" w:hAnsi="Times New Roman" w:eastAsia="Times New Roman"/>
-                <w:sz w:val="22"/>
+                <w:rFonts w:ascii="Times New Roman" w:hAnsi="Times New Roman" w:eastAsia="Times New Roman" w:cs="Times New Roman"/>
+                <w:sz w:val="24"/>
               </w:rPr>
               <w:t>Hệ trục toạ độ in sẵn trên phiếu; HS chỉ xác định bờ và gạch miền, không kẻ trục dài; cho nghỉ ngắn nếu mệt.</w:t>
             </w:r>
@@ -18749,8 +18749,8 @@
             </w:pPr>
             <w:r>
               <w:rPr>
-                <w:rFonts w:ascii="Times New Roman" w:hAnsi="Times New Roman" w:eastAsia="Times New Roman"/>
-                <w:sz w:val="22"/>
+                <w:rFonts w:ascii="Times New Roman" w:hAnsi="Times New Roman" w:eastAsia="Times New Roman" w:cs="Times New Roman"/>
+                <w:sz w:val="24"/>
               </w:rPr>
               <w:t>HĐ3</w:t>
             </w:r>
@@ -18768,8 +18768,8 @@
             </w:pPr>
             <w:r>
               <w:rPr>
-                <w:rFonts w:ascii="Times New Roman" w:hAnsi="Times New Roman" w:eastAsia="Times New Roman"/>
-                <w:sz w:val="22"/>
+                <w:rFonts w:ascii="Times New Roman" w:hAnsi="Times New Roman" w:eastAsia="Times New Roman" w:cs="Times New Roman"/>
+                <w:sz w:val="24"/>
               </w:rPr>
               <w:t>Mời HS lên bảng vẽ miền nghiệm (phát huy thế mạnh vẽ hình), tuyên dương; câu hỏi lời văn tóm tắt bằng kí hiệu.</w:t>
             </w:r>
@@ -18787,8 +18787,8 @@
             </w:pPr>
             <w:r>
               <w:rPr>
-                <w:rFonts w:ascii="Times New Roman" w:hAnsi="Times New Roman" w:eastAsia="Times New Roman"/>
-                <w:sz w:val="22"/>
+                <w:rFonts w:ascii="Times New Roman" w:hAnsi="Times New Roman" w:eastAsia="Times New Roman" w:cs="Times New Roman"/>
+                <w:sz w:val="24"/>
               </w:rPr>
               <w:t>Làm Mức 1 – 2 trên phiếu in sẵn; GV chấm tại bàn, không bắt đứng bảng lâu.</w:t>
             </w:r>
@@ -18808,8 +18808,8 @@
             </w:pPr>
             <w:r>
               <w:rPr>
-                <w:rFonts w:ascii="Times New Roman" w:hAnsi="Times New Roman" w:eastAsia="Times New Roman"/>
-                <w:sz w:val="22"/>
+                <w:rFonts w:ascii="Times New Roman" w:hAnsi="Times New Roman" w:eastAsia="Times New Roman" w:cs="Times New Roman"/>
+                <w:sz w:val="24"/>
               </w:rPr>
               <w:t>HĐ4</w:t>
             </w:r>
@@ -18827,8 +18827,8 @@
             </w:pPr>
             <w:r>
               <w:rPr>
-                <w:rFonts w:ascii="Times New Roman" w:hAnsi="Times New Roman" w:eastAsia="Times New Roman"/>
-                <w:sz w:val="22"/>
+                <w:rFonts w:ascii="Times New Roman" w:hAnsi="Times New Roman" w:eastAsia="Times New Roman" w:cs="Times New Roman"/>
+                <w:sz w:val="24"/>
               </w:rPr>
               <w:t>Nhiệm vụ về nhà ghi đầy đủ trên bảng và gửi qua Zalo; HS vẽ hình, bảng số liệu cho nhóm.</w:t>
             </w:r>
@@ -18846,8 +18846,8 @@
             </w:pPr>
             <w:r>
               <w:rPr>
-                <w:rFonts w:ascii="Times New Roman" w:hAnsi="Times New Roman" w:eastAsia="Times New Roman"/>
-                <w:sz w:val="22"/>
+                <w:rFonts w:ascii="Times New Roman" w:hAnsi="Times New Roman" w:eastAsia="Times New Roman" w:cs="Times New Roman"/>
+                <w:sz w:val="24"/>
               </w:rPr>
               <w:t>Nhận phần tính toán, xử lí số liệu tại nhà; không đi khảo sát nhiều.</w:t>
             </w:r>
@@ -18867,8 +18867,8 @@
             </w:pPr>
             <w:r>
               <w:rPr>
-                <w:rFonts w:ascii="Times New Roman" w:hAnsi="Times New Roman" w:eastAsia="Times New Roman"/>
-                <w:sz w:val="22"/>
+                <w:rFonts w:ascii="Times New Roman" w:hAnsi="Times New Roman" w:eastAsia="Times New Roman" w:cs="Times New Roman"/>
+                <w:sz w:val="24"/>
               </w:rPr>
               <w:t>Củng cố</w:t>
             </w:r>
@@ -18886,8 +18886,8 @@
             </w:pPr>
             <w:r>
               <w:rPr>
-                <w:rFonts w:ascii="Times New Roman" w:hAnsi="Times New Roman" w:eastAsia="Times New Roman"/>
-                <w:sz w:val="22"/>
+                <w:rFonts w:ascii="Times New Roman" w:hAnsi="Times New Roman" w:eastAsia="Times New Roman" w:cs="Times New Roman"/>
+                <w:sz w:val="24"/>
               </w:rPr>
               <w:t>Bài trắc nghiệm online: HS làm bình thường trên điện thoại (đề chữ, không âm thanh); GV viết lên bảng thời gian làm bài.</w:t>
             </w:r>
@@ -18905,8 +18905,8 @@
             </w:pPr>
             <w:r>
               <w:rPr>
-                <w:rFonts w:ascii="Times New Roman" w:hAnsi="Times New Roman" w:eastAsia="Times New Roman"/>
-                <w:sz w:val="22"/>
+                <w:rFonts w:ascii="Times New Roman" w:hAnsi="Times New Roman" w:eastAsia="Times New Roman" w:cs="Times New Roman"/>
+                <w:sz w:val="24"/>
               </w:rPr>
               <w:t>Bài trắc nghiệm online: làm tại chỗ, được làm ở nhà nếu mệt hoặc đang điều trị.</w:t>
             </w:r>
@@ -18926,8 +18926,8 @@
             </w:pPr>
             <w:r>
               <w:rPr>
-                <w:rFonts w:ascii="Times New Roman" w:hAnsi="Times New Roman" w:eastAsia="Times New Roman"/>
-                <w:sz w:val="22"/>
+                <w:rFonts w:ascii="Times New Roman" w:hAnsi="Times New Roman" w:eastAsia="Times New Roman" w:cs="Times New Roman"/>
+                <w:sz w:val="24"/>
               </w:rPr>
               <w:t>Đánh giá</w:t>
             </w:r>
@@ -18945,8 +18945,8 @@
             </w:pPr>
             <w:r>
               <w:rPr>
-                <w:rFonts w:ascii="Times New Roman" w:hAnsi="Times New Roman" w:eastAsia="Times New Roman"/>
-                <w:sz w:val="22"/>
+                <w:rFonts w:ascii="Times New Roman" w:hAnsi="Times New Roman" w:eastAsia="Times New Roman" w:cs="Times New Roman"/>
+                <w:sz w:val="24"/>
               </w:rPr>
               <w:t>Miễn hoàn toàn vấn đáp bằng lời; đánh giá qua viết lên bảng (khuyến khích, tuyên dương), vở, phiếu học tập, sản phẩm vẽ, STEM; đề ngắn gọn, tường minh, ưu tiên kí hiệu và hình vẽ; mọi hướng dẫn, đính chính trong giờ kiểm tra được viết lên bảng.</w:t>
             </w:r>
@@ -18964,8 +18964,8 @@
             </w:pPr>
             <w:r>
               <w:rPr>
-                <w:rFonts w:ascii="Times New Roman" w:hAnsi="Times New Roman" w:eastAsia="Times New Roman"/>
-                <w:sz w:val="22"/>
+                <w:rFonts w:ascii="Times New Roman" w:hAnsi="Times New Roman" w:eastAsia="Times New Roman" w:cs="Times New Roman"/>
+                <w:sz w:val="24"/>
               </w:rPr>
               <w:t>Đánh giá linh hoạt qua vở, phiếu ngắn, hỏi đáp tại chỗ (không bắt đứng lên bảng lâu khi đau khớp, mệt); đề vừa sức (Nhận biết – Thông hiểu), thêm 15 – 20 phút nếu mệt, được nghỉ uống nước; kiểm tra bù nếu trùng lịch nhập viện.</w:t>
             </w:r>
@@ -19025,8 +19025,8 @@
         <w:i/>
         <w:iCs/>
         <w:color w:val="404040"/>
-        <w:sz w:val="22"/>
-        <w:szCs w:val="22"/>
+        <w:sz w:val="24"/>
+        <w:szCs w:val="24"/>
       </w:rPr>
       <w:t>GV: TTT</w:t>
     </w:r>
@@ -19037,8 +19037,8 @@
         <w:i/>
         <w:iCs/>
         <w:color w:val="404040"/>
-        <w:sz w:val="22"/>
-        <w:szCs w:val="22"/>
+        <w:sz w:val="24"/>
+        <w:szCs w:val="24"/>
       </w:rPr>
       <w:tab/>
       <w:t xml:space="preserve">Trang </w:t>
@@ -19050,8 +19050,8 @@
         <w:i/>
         <w:iCs/>
         <w:color w:val="404040"/>
-        <w:sz w:val="22"/>
-        <w:szCs w:val="22"/>
+        <w:sz w:val="24"/>
+        <w:szCs w:val="24"/>
       </w:rPr>
       <w:fldChar w:fldCharType="begin"/>
     </w:r>
@@ -19062,8 +19062,8 @@
         <w:i/>
         <w:iCs/>
         <w:color w:val="404040"/>
-        <w:sz w:val="22"/>
-        <w:szCs w:val="22"/>
+        <w:sz w:val="24"/>
+        <w:szCs w:val="24"/>
       </w:rPr>
       <w:instrText xml:space="preserve"> PAGE </w:instrText>
     </w:r>
@@ -19074,8 +19074,8 @@
         <w:i/>
         <w:iCs/>
         <w:color w:val="404040"/>
-        <w:sz w:val="22"/>
-        <w:szCs w:val="22"/>
+        <w:sz w:val="24"/>
+        <w:szCs w:val="24"/>
       </w:rPr>
       <w:fldChar w:fldCharType="separate"/>
     </w:r>
@@ -19086,8 +19086,8 @@
         <w:i/>
         <w:iCs/>
         <w:color w:val="404040"/>
-        <w:sz w:val="22"/>
-        <w:szCs w:val="22"/>
+        <w:sz w:val="24"/>
+        <w:szCs w:val="24"/>
       </w:rPr>
       <w:t>1</w:t>
     </w:r>
@@ -19098,8 +19098,8 @@
         <w:i/>
         <w:iCs/>
         <w:color w:val="404040"/>
-        <w:sz w:val="22"/>
-        <w:szCs w:val="22"/>
+        <w:sz w:val="24"/>
+        <w:szCs w:val="24"/>
       </w:rPr>
       <w:fldChar w:fldCharType="end"/>
     </w:r>
@@ -19155,8 +19155,8 @@
         <w:i/>
         <w:iCs/>
         <w:color w:val="404040"/>
-        <w:sz w:val="22"/>
-        <w:szCs w:val="22"/>
+        <w:sz w:val="24"/>
+        <w:szCs w:val="24"/>
       </w:rPr>
       <w:t>KHBD-TOÁN10</w:t>
     </w:r>
@@ -19167,8 +19167,8 @@
         <w:i/>
         <w:iCs/>
         <w:color w:val="404040"/>
-        <w:sz w:val="22"/>
-        <w:szCs w:val="22"/>
+        <w:sz w:val="24"/>
+        <w:szCs w:val="24"/>
       </w:rPr>
       <w:tab/>
       <w:t>Năm học 2026-2027</w:t>
@@ -19463,10 +19463,10 @@
   <w:docDefaults>
     <w:rPrDefault>
       <w:rPr>
-        <w:rFonts w:ascii="Times New Roman" w:eastAsia="Times New Roman" w:hAnsi="Times New Roman" w:cs="Times New Roman"/>
-        <w:sz w:val="26"/>
-        <w:szCs w:val="26"/>
+        <w:rFonts w:ascii="Times New Roman" w:hAnsi="Times New Roman" w:eastAsia="Times New Roman" w:cs="Times New Roman"/>
         <w:lang w:val="en-GB" w:eastAsia="en-GB" w:bidi="ar-SA"/>
+        <w:sz w:val="24"/>
+        <w:szCs w:val="24"/>
       </w:rPr>
     </w:rPrDefault>
     <w:pPrDefault/>
@@ -19862,8 +19862,8 @@
     </w:pPr>
     <w:rPr>
       <w:color w:val="2E74B5"/>
-      <w:sz w:val="32"/>
-      <w:szCs w:val="32"/>
+      <w:sz w:val="24"/>
+      <w:szCs w:val="24"/>
     </w:rPr>
   </w:style>
   <w:style w:type="paragraph" w:styleId="Heading2">
@@ -19967,8 +19967,8 @@
     <w:uiPriority w:val="10"/>
     <w:qFormat/>
     <w:rPr>
-      <w:sz w:val="56"/>
-      <w:szCs w:val="56"/>
+      <w:sz w:val="24"/>
+      <w:szCs w:val="24"/>
     </w:rPr>
   </w:style>
   <w:style w:type="paragraph" w:customStyle="1" w:styleId="Strong1">
@@ -20008,8 +20008,8 @@
     <w:semiHidden/>
     <w:unhideWhenUsed/>
     <w:rPr>
-      <w:sz w:val="20"/>
-      <w:szCs w:val="20"/>
+      <w:sz w:val="24"/>
+      <w:szCs w:val="24"/>
     </w:rPr>
   </w:style>
   <w:style w:type="character" w:customStyle="1" w:styleId="FootnoteTextChar">
@@ -20019,8 +20019,8 @@
     <w:semiHidden/>
     <w:unhideWhenUsed/>
     <w:rPr>
-      <w:sz w:val="20"/>
-      <w:szCs w:val="20"/>
+      <w:sz w:val="24"/>
+      <w:szCs w:val="24"/>
     </w:rPr>
   </w:style>
   <w:style w:type="character" w:styleId="EndnoteReference">
@@ -20039,8 +20039,8 @@
     <w:semiHidden/>
     <w:unhideWhenUsed/>
     <w:rPr>
-      <w:sz w:val="20"/>
-      <w:szCs w:val="20"/>
+      <w:sz w:val="24"/>
+      <w:szCs w:val="24"/>
     </w:rPr>
   </w:style>
   <w:style w:type="character" w:customStyle="1" w:styleId="EndnoteTextChar">
@@ -20050,8 +20050,8 @@
     <w:semiHidden/>
     <w:unhideWhenUsed/>
     <w:rPr>
-      <w:sz w:val="20"/>
-      <w:szCs w:val="20"/>
+      <w:sz w:val="24"/>
+      <w:szCs w:val="24"/>
     </w:rPr>
   </w:style>
 </w:styles>
